--- a/BladefileCode/excel formula.docx
+++ b/BladefileCode/excel formula.docx
@@ -17,7 +17,7 @@
           <w:bCs/>
           <w:color w:val="FF0000"/>
         </w:rPr>
-        <w:t xml:space="preserve">Laravel blade and Controller </w:t>
+        <w:t>Regarding Excel</w:t>
       </w:r>
     </w:p>
     <w:tbl>
@@ -532,6 +532,7 @@
                 <w:color w:val="0070C0"/>
               </w:rPr>
             </w:pPr>
+            <w:proofErr w:type="gramStart"/>
             <w:r>
               <w:rPr>
                 <w:b/>
@@ -540,10 +541,285 @@
               </w:rPr>
               <w:t xml:space="preserve">Regarding </w:t>
             </w:r>
+            <w:r>
+              <w:rPr>
+                <w:b/>
+                <w:bCs/>
+                <w:color w:val="0070C0"/>
+              </w:rPr>
+              <w:t xml:space="preserve"> excel</w:t>
+            </w:r>
+            <w:proofErr w:type="gramEnd"/>
+            <w:r>
+              <w:rPr>
+                <w:b/>
+                <w:bCs/>
+                <w:color w:val="0070C0"/>
+              </w:rPr>
+              <w:t xml:space="preserve"> column width</w:t>
+            </w:r>
           </w:p>
         </w:tc>
       </w:tr>
     </w:tbl>
+    <w:p/>
+    <w:p>
+      <w:pPr>
+        <w:rPr>
+          <w:b/>
+          <w:bCs/>
+        </w:rPr>
+      </w:pPr>
+      <w:r>
+        <w:rPr>
+          <w:rFonts w:ascii="Segoe UI Emoji" w:hAnsi="Segoe UI Emoji" w:cs="Segoe UI Emoji"/>
+          <w:b/>
+          <w:bCs/>
+        </w:rPr>
+        <w:t>📌</w:t>
+      </w:r>
+      <w:r>
+        <w:rPr>
+          <w:b/>
+          <w:bCs/>
+        </w:rPr>
+        <w:t xml:space="preserve"> Excel Keyboard Shortcuts List</w:t>
+      </w:r>
+    </w:p>
+    <w:p>
+      <w:pPr>
+        <w:rPr>
+          <w:b/>
+          <w:bCs/>
+        </w:rPr>
+      </w:pPr>
+      <w:r>
+        <w:rPr>
+          <w:b/>
+          <w:bCs/>
+        </w:rPr>
+        <w:t xml:space="preserve">(step-by-step </w:t>
+      </w:r>
+      <w:proofErr w:type="spellStart"/>
+      <w:r>
+        <w:rPr>
+          <w:b/>
+          <w:bCs/>
+        </w:rPr>
+        <w:t>dabana</w:t>
+      </w:r>
+      <w:proofErr w:type="spellEnd"/>
+      <w:r>
+        <w:rPr>
+          <w:b/>
+          <w:bCs/>
+        </w:rPr>
+        <w:t xml:space="preserve"> </w:t>
+      </w:r>
+      <w:proofErr w:type="spellStart"/>
+      <w:r>
+        <w:rPr>
+          <w:b/>
+          <w:bCs/>
+        </w:rPr>
+        <w:t>hai</w:t>
+      </w:r>
+      <w:proofErr w:type="spellEnd"/>
+      <w:r>
+        <w:rPr>
+          <w:b/>
+          <w:bCs/>
+        </w:rPr>
+        <w:t xml:space="preserve">, ek </w:t>
+      </w:r>
+      <w:proofErr w:type="spellStart"/>
+      <w:r>
+        <w:rPr>
+          <w:b/>
+          <w:bCs/>
+        </w:rPr>
+        <w:t>saath</w:t>
+      </w:r>
+      <w:proofErr w:type="spellEnd"/>
+      <w:r>
+        <w:rPr>
+          <w:b/>
+          <w:bCs/>
+        </w:rPr>
+        <w:t xml:space="preserve"> </w:t>
+      </w:r>
+      <w:proofErr w:type="spellStart"/>
+      <w:r>
+        <w:rPr>
+          <w:b/>
+          <w:bCs/>
+        </w:rPr>
+        <w:t>nahi</w:t>
+      </w:r>
+      <w:proofErr w:type="spellEnd"/>
+      <w:r>
+        <w:rPr>
+          <w:b/>
+          <w:bCs/>
+        </w:rPr>
+        <w:t>)</w:t>
+      </w:r>
+    </w:p>
+    <w:p>
+      <w:pPr>
+        <w:numPr>
+          <w:ilvl w:val="0"/>
+          <w:numId w:val="48"/>
+        </w:numPr>
+      </w:pPr>
+      <w:r>
+        <w:rPr>
+          <w:b/>
+          <w:bCs/>
+        </w:rPr>
+        <w:t>AutoFit Column Width</w:t>
+      </w:r>
+      <w:r>
+        <w:br/>
+        <w:t>Alt → H → O → I</w:t>
+      </w:r>
+    </w:p>
+    <w:p>
+      <w:pPr>
+        <w:numPr>
+          <w:ilvl w:val="0"/>
+          <w:numId w:val="48"/>
+        </w:numPr>
+      </w:pPr>
+      <w:r>
+        <w:rPr>
+          <w:b/>
+          <w:bCs/>
+        </w:rPr>
+        <w:t xml:space="preserve">Wrap Text (text ko next line me </w:t>
+      </w:r>
+      <w:proofErr w:type="spellStart"/>
+      <w:r>
+        <w:rPr>
+          <w:b/>
+          <w:bCs/>
+        </w:rPr>
+        <w:t>lana</w:t>
+      </w:r>
+      <w:proofErr w:type="spellEnd"/>
+      <w:r>
+        <w:rPr>
+          <w:b/>
+          <w:bCs/>
+        </w:rPr>
+        <w:t>)</w:t>
+      </w:r>
+      <w:r>
+        <w:br/>
+        <w:t>Alt → H → W</w:t>
+      </w:r>
+    </w:p>
+    <w:p>
+      <w:pPr>
+        <w:numPr>
+          <w:ilvl w:val="0"/>
+          <w:numId w:val="48"/>
+        </w:numPr>
+      </w:pPr>
+      <w:proofErr w:type="spellStart"/>
+      <w:r>
+        <w:rPr>
+          <w:b/>
+          <w:bCs/>
+        </w:rPr>
+        <w:lastRenderedPageBreak/>
+        <w:t>Center</w:t>
+      </w:r>
+      <w:proofErr w:type="spellEnd"/>
+      <w:r>
+        <w:rPr>
+          <w:b/>
+          <w:bCs/>
+        </w:rPr>
+        <w:t xml:space="preserve"> Align (Horizontal)</w:t>
+      </w:r>
+      <w:r>
+        <w:br/>
+        <w:t>Alt → H → A → C</w:t>
+      </w:r>
+    </w:p>
+    <w:p>
+      <w:pPr>
+        <w:numPr>
+          <w:ilvl w:val="0"/>
+          <w:numId w:val="48"/>
+        </w:numPr>
+      </w:pPr>
+      <w:r>
+        <w:rPr>
+          <w:b/>
+          <w:bCs/>
+        </w:rPr>
+        <w:t>Middle Align (Vertical)</w:t>
+      </w:r>
+      <w:r>
+        <w:br/>
+        <w:t>Alt → H → A → M</w:t>
+      </w:r>
+    </w:p>
+    <w:p>
+      <w:pPr>
+        <w:numPr>
+          <w:ilvl w:val="0"/>
+          <w:numId w:val="48"/>
+        </w:numPr>
+      </w:pPr>
+      <w:r>
+        <w:rPr>
+          <w:b/>
+          <w:bCs/>
+        </w:rPr>
+        <w:t>Select All Columns (poori sheet)</w:t>
+      </w:r>
+      <w:r>
+        <w:br/>
+        <w:t>Ctrl → A</w:t>
+      </w:r>
+    </w:p>
+    <w:p>
+      <w:pPr>
+        <w:numPr>
+          <w:ilvl w:val="0"/>
+          <w:numId w:val="48"/>
+        </w:numPr>
+      </w:pPr>
+      <w:r>
+        <w:rPr>
+          <w:b/>
+          <w:bCs/>
+        </w:rPr>
+        <w:t>AutoFit using Mouse (extra trick)</w:t>
+      </w:r>
+      <w:r>
+        <w:br/>
+        <w:t xml:space="preserve">Column header </w:t>
+      </w:r>
+      <w:proofErr w:type="spellStart"/>
+      <w:r>
+        <w:t>ke</w:t>
+      </w:r>
+      <w:proofErr w:type="spellEnd"/>
+      <w:r>
+        <w:t xml:space="preserve"> border par </w:t>
+      </w:r>
+      <w:r>
+        <w:rPr>
+          <w:b/>
+          <w:bCs/>
+        </w:rPr>
+        <w:t>Double-Click</w:t>
+      </w:r>
+    </w:p>
     <w:p/>
     <w:tbl>
       <w:tblPr>
@@ -567,6 +843,7 @@
                 <w:color w:val="0070C0"/>
               </w:rPr>
             </w:pPr>
+            <w:proofErr w:type="gramStart"/>
             <w:r>
               <w:rPr>
                 <w:b/>
@@ -581,7 +858,16 @@
                 <w:bCs/>
                 <w:color w:val="0070C0"/>
               </w:rPr>
-              <w:t xml:space="preserve"> formula </w:t>
+              <w:t xml:space="preserve"> formula</w:t>
+            </w:r>
+            <w:proofErr w:type="gramEnd"/>
+            <w:r>
+              <w:rPr>
+                <w:b/>
+                <w:bCs/>
+                <w:color w:val="0070C0"/>
+              </w:rPr>
+              <w:t xml:space="preserve"> </w:t>
             </w:r>
           </w:p>
         </w:tc>
@@ -596,7 +882,23 @@
         </w:rPr>
       </w:pPr>
       <w:r>
-        <w:t>=COUNTIF(H3:AK3,"Not Checkin")</w:t>
+        <w:t>=</w:t>
+      </w:r>
+      <w:proofErr w:type="gramStart"/>
+      <w:r>
+        <w:t>COUNTIF(</w:t>
+      </w:r>
+      <w:proofErr w:type="gramEnd"/>
+      <w:r>
+        <w:t xml:space="preserve">H3:AK3,"Not </w:t>
+      </w:r>
+      <w:proofErr w:type="spellStart"/>
+      <w:r>
+        <w:t>Checkin</w:t>
+      </w:r>
+      <w:proofErr w:type="spellEnd"/>
+      <w:r>
+        <w:t>")</w:t>
       </w:r>
       <w:r>
         <w:br/>
@@ -685,7 +987,6 @@
                 <w:b/>
                 <w:bCs/>
               </w:rPr>
-              <w:lastRenderedPageBreak/>
               <w:t>Work</w:t>
             </w:r>
           </w:p>
@@ -737,7 +1038,15 @@
           </w:tcPr>
           <w:p>
             <w:r>
-              <w:t>=COUNT(A1:A10)</w:t>
+              <w:t>=</w:t>
+            </w:r>
+            <w:proofErr w:type="gramStart"/>
+            <w:r>
+              <w:t>COUNT(</w:t>
+            </w:r>
+            <w:proofErr w:type="gramEnd"/>
+            <w:r>
+              <w:t>A1:A10)</w:t>
             </w:r>
           </w:p>
         </w:tc>
@@ -766,7 +1075,15 @@
           </w:tcPr>
           <w:p>
             <w:r>
-              <w:t>=COUNTA(A1:A10)</w:t>
+              <w:t>=</w:t>
+            </w:r>
+            <w:proofErr w:type="gramStart"/>
+            <w:r>
+              <w:t>COUNTA(</w:t>
+            </w:r>
+            <w:proofErr w:type="gramEnd"/>
+            <w:r>
+              <w:t>A1:A10)</w:t>
             </w:r>
           </w:p>
         </w:tc>
@@ -795,7 +1112,15 @@
           </w:tcPr>
           <w:p>
             <w:r>
-              <w:t>=COUNTBLANK(A1:A10)</w:t>
+              <w:t>=</w:t>
+            </w:r>
+            <w:proofErr w:type="gramStart"/>
+            <w:r>
+              <w:t>COUNTBLANK(</w:t>
+            </w:r>
+            <w:proofErr w:type="gramEnd"/>
+            <w:r>
+              <w:t>A1:A10)</w:t>
             </w:r>
           </w:p>
         </w:tc>
@@ -824,7 +1149,23 @@
           </w:tcPr>
           <w:p>
             <w:r>
-              <w:t>=COUNTIF(A1:A10,"Not Checkin")</w:t>
+              <w:t>=</w:t>
+            </w:r>
+            <w:proofErr w:type="gramStart"/>
+            <w:r>
+              <w:t>COUNTIF(</w:t>
+            </w:r>
+            <w:proofErr w:type="gramEnd"/>
+            <w:r>
+              <w:t xml:space="preserve">A1:A10,"Not </w:t>
+            </w:r>
+            <w:proofErr w:type="spellStart"/>
+            <w:r>
+              <w:t>Checkin</w:t>
+            </w:r>
+            <w:proofErr w:type="spellEnd"/>
+            <w:r>
+              <w:t>")</w:t>
             </w:r>
           </w:p>
         </w:tc>
@@ -853,7 +1194,23 @@
           </w:tcPr>
           <w:p>
             <w:r>
-              <w:t>=COUNTIFS(A1:A10,"&gt;10",B1:B10,"=Yes")</w:t>
+              <w:t>=</w:t>
+            </w:r>
+            <w:proofErr w:type="gramStart"/>
+            <w:r>
+              <w:t>COUNTIFS(</w:t>
+            </w:r>
+            <w:proofErr w:type="gramEnd"/>
+            <w:r>
+              <w:t>A1:A10,"&gt;10</w:t>
+            </w:r>
+            <w:proofErr w:type="gramStart"/>
+            <w:r>
+              <w:t>",B1:B10</w:t>
+            </w:r>
+            <w:proofErr w:type="gramEnd"/>
+            <w:r>
+              <w:t>,"=Yes")</w:t>
             </w:r>
           </w:p>
         </w:tc>
@@ -862,7 +1219,7 @@
     <w:p>
       <w:r>
         <w:pict w14:anchorId="6062C7F1">
-          <v:rect id="_x0000_i1085" style="width:0;height:1.5pt" o:hralign="center" o:hrstd="t" o:hr="t" fillcolor="#a0a0a0" stroked="f"/>
+          <v:rect id="_x0000_i1025" style="width:0;height:1.5pt" o:hralign="center" o:hrstd="t" o:hr="t" fillcolor="#a0a0a0" stroked="f"/>
         </w:pict>
       </w:r>
     </w:p>
@@ -979,7 +1336,15 @@
           </w:tcPr>
           <w:p>
             <w:r>
-              <w:t>=SUM(A1:A10)</w:t>
+              <w:t>=</w:t>
+            </w:r>
+            <w:proofErr w:type="gramStart"/>
+            <w:r>
+              <w:t>SUM(</w:t>
+            </w:r>
+            <w:proofErr w:type="gramEnd"/>
+            <w:r>
+              <w:t>A1:A10)</w:t>
             </w:r>
           </w:p>
         </w:tc>
@@ -1008,7 +1373,23 @@
           </w:tcPr>
           <w:p>
             <w:r>
-              <w:t>=SUMIF(A1:A10,"&gt;0",B1:B10)</w:t>
+              <w:t>=</w:t>
+            </w:r>
+            <w:proofErr w:type="gramStart"/>
+            <w:r>
+              <w:t>SUMIF(</w:t>
+            </w:r>
+            <w:proofErr w:type="gramEnd"/>
+            <w:r>
+              <w:t>A1:A10,"&gt;0</w:t>
+            </w:r>
+            <w:proofErr w:type="gramStart"/>
+            <w:r>
+              <w:t>",B1:B10</w:t>
+            </w:r>
+            <w:proofErr w:type="gramEnd"/>
+            <w:r>
+              <w:t>)</w:t>
             </w:r>
           </w:p>
         </w:tc>
@@ -1037,7 +1418,23 @@
           </w:tcPr>
           <w:p>
             <w:r>
-              <w:t>=SUMIFS(C1:C10,A1:A10,"&gt;10",B1:B10,"=Yes")</w:t>
+              <w:t>=</w:t>
+            </w:r>
+            <w:proofErr w:type="gramStart"/>
+            <w:r>
+              <w:t>SUMIFS(C1:C10,A1:A10</w:t>
+            </w:r>
+            <w:proofErr w:type="gramEnd"/>
+            <w:r>
+              <w:t>,"&gt;10</w:t>
+            </w:r>
+            <w:proofErr w:type="gramStart"/>
+            <w:r>
+              <w:t>",B1:B10</w:t>
+            </w:r>
+            <w:proofErr w:type="gramEnd"/>
+            <w:r>
+              <w:t>,"=Yes")</w:t>
             </w:r>
           </w:p>
         </w:tc>
@@ -1066,7 +1463,15 @@
           </w:tcPr>
           <w:p>
             <w:r>
-              <w:t>=SUM(A2:Z2)</w:t>
+              <w:t>=</w:t>
+            </w:r>
+            <w:proofErr w:type="gramStart"/>
+            <w:r>
+              <w:t>SUM(</w:t>
+            </w:r>
+            <w:proofErr w:type="gramEnd"/>
+            <w:r>
+              <w:t>A2:Z2)</w:t>
             </w:r>
           </w:p>
         </w:tc>
@@ -1075,7 +1480,7 @@
     <w:p>
       <w:r>
         <w:pict w14:anchorId="489D43F7">
-          <v:rect id="_x0000_i1086" style="width:0;height:1.5pt" o:hralign="center" o:hrstd="t" o:hr="t" fillcolor="#a0a0a0" stroked="f"/>
+          <v:rect id="_x0000_i1026" style="width:0;height:1.5pt" o:hralign="center" o:hrstd="t" o:hr="t" fillcolor="#a0a0a0" stroked="f"/>
         </w:pict>
       </w:r>
     </w:p>
@@ -1141,6 +1546,7 @@
                 <w:b/>
                 <w:bCs/>
               </w:rPr>
+              <w:lastRenderedPageBreak/>
               <w:t>Work</w:t>
             </w:r>
           </w:p>
@@ -1192,7 +1598,15 @@
           </w:tcPr>
           <w:p>
             <w:r>
-              <w:t>=AVERAGE(A1:A10)</w:t>
+              <w:t>=</w:t>
+            </w:r>
+            <w:proofErr w:type="gramStart"/>
+            <w:r>
+              <w:t>AVERAGE(</w:t>
+            </w:r>
+            <w:proofErr w:type="gramEnd"/>
+            <w:r>
+              <w:t>A1:A10)</w:t>
             </w:r>
           </w:p>
         </w:tc>
@@ -1221,7 +1635,15 @@
           </w:tcPr>
           <w:p>
             <w:r>
-              <w:t>=MAX(A1:A10)</w:t>
+              <w:t>=</w:t>
+            </w:r>
+            <w:proofErr w:type="gramStart"/>
+            <w:r>
+              <w:t>MAX(</w:t>
+            </w:r>
+            <w:proofErr w:type="gramEnd"/>
+            <w:r>
+              <w:t>A1:A10)</w:t>
             </w:r>
           </w:p>
         </w:tc>
@@ -1250,7 +1672,15 @@
           </w:tcPr>
           <w:p>
             <w:r>
-              <w:t>=MIN(A1:A10)</w:t>
+              <w:t>=</w:t>
+            </w:r>
+            <w:proofErr w:type="gramStart"/>
+            <w:r>
+              <w:t>MIN(</w:t>
+            </w:r>
+            <w:proofErr w:type="gramEnd"/>
+            <w:r>
+              <w:t>A1:A10)</w:t>
             </w:r>
           </w:p>
         </w:tc>
@@ -1279,7 +1709,15 @@
           </w:tcPr>
           <w:p>
             <w:r>
-              <w:t>=AVERAGEIF(A1:A10,"&lt;&gt;0")</w:t>
+              <w:t>=</w:t>
+            </w:r>
+            <w:proofErr w:type="gramStart"/>
+            <w:r>
+              <w:t>AVERAGEIF(</w:t>
+            </w:r>
+            <w:proofErr w:type="gramEnd"/>
+            <w:r>
+              <w:t>A1:A10,"&lt;&gt;0")</w:t>
             </w:r>
           </w:p>
         </w:tc>
@@ -1288,7 +1726,7 @@
     <w:p>
       <w:r>
         <w:pict w14:anchorId="54452549">
-          <v:rect id="_x0000_i1087" style="width:0;height:1.5pt" o:hralign="center" o:hrstd="t" o:hr="t" fillcolor="#a0a0a0" stroked="f"/>
+          <v:rect id="_x0000_i1027" style="width:0;height:1.5pt" o:hralign="center" o:hrstd="t" o:hr="t" fillcolor="#a0a0a0" stroked="f"/>
         </w:pict>
       </w:r>
     </w:p>
@@ -1405,7 +1843,23 @@
           </w:tcPr>
           <w:p>
             <w:r>
-              <w:t>=CONCAT(A1," ",B1) OR =A1 &amp; " " &amp; B1</w:t>
+              <w:t>=</w:t>
+            </w:r>
+            <w:proofErr w:type="gramStart"/>
+            <w:r>
+              <w:t>CONCAT(</w:t>
+            </w:r>
+            <w:proofErr w:type="gramEnd"/>
+            <w:r>
+              <w:t xml:space="preserve">A1," </w:t>
+            </w:r>
+            <w:proofErr w:type="gramStart"/>
+            <w:r>
+              <w:t>",B</w:t>
+            </w:r>
+            <w:proofErr w:type="gramEnd"/>
+            <w:r>
+              <w:t>1) OR =A1 &amp; " " &amp; B1</w:t>
             </w:r>
           </w:p>
         </w:tc>
@@ -1509,7 +1963,6 @@
           </w:tcPr>
           <w:p>
             <w:r>
-              <w:lastRenderedPageBreak/>
               <w:t>Last Characters</w:t>
             </w:r>
           </w:p>
@@ -1618,7 +2071,7 @@
     <w:p>
       <w:r>
         <w:pict w14:anchorId="7BB43117">
-          <v:rect id="_x0000_i1088" style="width:0;height:1.5pt" o:hralign="center" o:hrstd="t" o:hr="t" fillcolor="#a0a0a0" stroked="f"/>
+          <v:rect id="_x0000_i1028" style="width:0;height:1.5pt" o:hralign="center" o:hrstd="t" o:hr="t" fillcolor="#a0a0a0" stroked="f"/>
         </w:pict>
       </w:r>
     </w:p>
@@ -1735,7 +2188,15 @@
           </w:tcPr>
           <w:p>
             <w:r>
-              <w:t>=VLOOKUP(A2,A1:D20,3,0)</w:t>
+              <w:t>=VLOOKUP(A</w:t>
+            </w:r>
+            <w:proofErr w:type="gramStart"/>
+            <w:r>
+              <w:t>2,A1:D20</w:t>
+            </w:r>
+            <w:proofErr w:type="gramEnd"/>
+            <w:r>
+              <w:t>,3,0)</w:t>
             </w:r>
           </w:p>
         </w:tc>
@@ -1764,7 +2225,15 @@
           </w:tcPr>
           <w:p>
             <w:r>
-              <w:t>=XLOOKUP(A2,A1:A20,B1:B20)</w:t>
+              <w:t>=XLOOKUP(A</w:t>
+            </w:r>
+            <w:proofErr w:type="gramStart"/>
+            <w:r>
+              <w:t>2,A1:A20</w:t>
+            </w:r>
+            <w:proofErr w:type="gramEnd"/>
+            <w:r>
+              <w:t>,B1:B20)</w:t>
             </w:r>
           </w:p>
         </w:tc>
@@ -1793,7 +2262,15 @@
           </w:tcPr>
           <w:p>
             <w:r>
-              <w:t>=HLOOKUP(A1,A1:Z10,5,0)</w:t>
+              <w:t>=HLOOKUP(A</w:t>
+            </w:r>
+            <w:proofErr w:type="gramStart"/>
+            <w:r>
+              <w:t>1,A1:Z10</w:t>
+            </w:r>
+            <w:proofErr w:type="gramEnd"/>
+            <w:r>
+              <w:t>,5,0)</w:t>
             </w:r>
           </w:p>
         </w:tc>
@@ -1802,7 +2279,7 @@
     <w:p>
       <w:r>
         <w:pict w14:anchorId="4ACC3BD0">
-          <v:rect id="_x0000_i1089" style="width:0;height:1.5pt" o:hralign="center" o:hrstd="t" o:hr="t" fillcolor="#a0a0a0" stroked="f"/>
+          <v:rect id="_x0000_i1029" style="width:0;height:1.5pt" o:hralign="center" o:hrstd="t" o:hr="t" fillcolor="#a0a0a0" stroked="f"/>
         </w:pict>
       </w:r>
     </w:p>
@@ -1948,7 +2425,15 @@
           </w:tcPr>
           <w:p>
             <w:r>
-              <w:t>=IF(AND(A1&gt;10,B1&lt;20),"OK","NO")</w:t>
+              <w:t>=IF(AND(A1&gt;</w:t>
+            </w:r>
+            <w:proofErr w:type="gramStart"/>
+            <w:r>
+              <w:t>10,B</w:t>
+            </w:r>
+            <w:proofErr w:type="gramEnd"/>
+            <w:r>
+              <w:t>1&lt;20),"OK","NO")</w:t>
             </w:r>
           </w:p>
         </w:tc>
@@ -1965,6 +2450,7 @@
           </w:tcPr>
           <w:p>
             <w:r>
+              <w:lastRenderedPageBreak/>
               <w:t>If + conditions OR</w:t>
             </w:r>
           </w:p>
@@ -1977,7 +2463,23 @@
           </w:tcPr>
           <w:p>
             <w:r>
-              <w:t>=IF(OR(A1="Yes",B1="Yes"),"Valid","Invalid")</w:t>
+              <w:t>=IF(OR(A1="Yes</w:t>
+            </w:r>
+            <w:proofErr w:type="gramStart"/>
+            <w:r>
+              <w:t>",B</w:t>
+            </w:r>
+            <w:proofErr w:type="gramEnd"/>
+            <w:r>
+              <w:t>1="Yes"),"</w:t>
+            </w:r>
+            <w:proofErr w:type="spellStart"/>
+            <w:r>
+              <w:t>Valid","Invalid</w:t>
+            </w:r>
+            <w:proofErr w:type="spellEnd"/>
+            <w:r>
+              <w:t>")</w:t>
             </w:r>
           </w:p>
         </w:tc>
@@ -2006,7 +2508,15 @@
           </w:tcPr>
           <w:p>
             <w:r>
-              <w:t>=IF(A1&gt;90,"A",IF(A1&gt;80,"B","C"))</w:t>
+              <w:t>=IF(A1&gt;90,"A</w:t>
+            </w:r>
+            <w:proofErr w:type="gramStart"/>
+            <w:r>
+              <w:t>",IF</w:t>
+            </w:r>
+            <w:proofErr w:type="gramEnd"/>
+            <w:r>
+              <w:t>(A1&gt;80,"B","C"))</w:t>
             </w:r>
           </w:p>
         </w:tc>
@@ -2015,7 +2525,7 @@
     <w:p>
       <w:r>
         <w:pict w14:anchorId="181F692A">
-          <v:rect id="_x0000_i1090" style="width:0;height:1.5pt" o:hralign="center" o:hrstd="t" o:hr="t" fillcolor="#a0a0a0" stroked="f"/>
+          <v:rect id="_x0000_i1030" style="width:0;height:1.5pt" o:hralign="center" o:hrstd="t" o:hr="t" fillcolor="#a0a0a0" stroked="f"/>
         </w:pict>
       </w:r>
     </w:p>
@@ -2132,7 +2642,15 @@
           </w:tcPr>
           <w:p>
             <w:r>
-              <w:t>=TODAY()</w:t>
+              <w:t>=</w:t>
+            </w:r>
+            <w:proofErr w:type="gramStart"/>
+            <w:r>
+              <w:t>TODAY(</w:t>
+            </w:r>
+            <w:proofErr w:type="gramEnd"/>
+            <w:r>
+              <w:t>)</w:t>
             </w:r>
           </w:p>
         </w:tc>
@@ -2161,7 +2679,15 @@
           </w:tcPr>
           <w:p>
             <w:r>
-              <w:t>=NOW()</w:t>
+              <w:t>=</w:t>
+            </w:r>
+            <w:proofErr w:type="gramStart"/>
+            <w:r>
+              <w:t>NOW(</w:t>
+            </w:r>
+            <w:proofErr w:type="gramEnd"/>
+            <w:r>
+              <w:t>)</w:t>
             </w:r>
           </w:p>
         </w:tc>
@@ -2190,7 +2716,15 @@
           </w:tcPr>
           <w:p>
             <w:r>
-              <w:t>=DATEDIF(A1,B1,"D")</w:t>
+              <w:t>=DATEDIF(A</w:t>
+            </w:r>
+            <w:proofErr w:type="gramStart"/>
+            <w:r>
+              <w:t>1,B</w:t>
+            </w:r>
+            <w:proofErr w:type="gramEnd"/>
+            <w:r>
+              <w:t>1,"D")</w:t>
             </w:r>
           </w:p>
         </w:tc>
@@ -5300,6 +5834,119 @@
     </w:lvl>
   </w:abstractNum>
   <w:abstractNum w:abstractNumId="23" w15:restartNumberingAfterBreak="0">
+    <w:nsid w:val="3A7152C2"/>
+    <w:multiLevelType w:val="multilevel"/>
+    <w:tmpl w:val="4F84E618"/>
+    <w:lvl w:ilvl="0">
+      <w:start w:val="1"/>
+      <w:numFmt w:val="decimal"/>
+      <w:lvlText w:val="%1."/>
+      <w:lvlJc w:val="left"/>
+      <w:pPr>
+        <w:tabs>
+          <w:tab w:val="num" w:pos="720"/>
+        </w:tabs>
+        <w:ind w:left="720" w:hanging="360"/>
+      </w:pPr>
+    </w:lvl>
+    <w:lvl w:ilvl="1" w:tentative="1">
+      <w:start w:val="1"/>
+      <w:numFmt w:val="decimal"/>
+      <w:lvlText w:val="%2."/>
+      <w:lvlJc w:val="left"/>
+      <w:pPr>
+        <w:tabs>
+          <w:tab w:val="num" w:pos="1440"/>
+        </w:tabs>
+        <w:ind w:left="1440" w:hanging="360"/>
+      </w:pPr>
+    </w:lvl>
+    <w:lvl w:ilvl="2" w:tentative="1">
+      <w:start w:val="1"/>
+      <w:numFmt w:val="decimal"/>
+      <w:lvlText w:val="%3."/>
+      <w:lvlJc w:val="left"/>
+      <w:pPr>
+        <w:tabs>
+          <w:tab w:val="num" w:pos="2160"/>
+        </w:tabs>
+        <w:ind w:left="2160" w:hanging="360"/>
+      </w:pPr>
+    </w:lvl>
+    <w:lvl w:ilvl="3" w:tentative="1">
+      <w:start w:val="1"/>
+      <w:numFmt w:val="decimal"/>
+      <w:lvlText w:val="%4."/>
+      <w:lvlJc w:val="left"/>
+      <w:pPr>
+        <w:tabs>
+          <w:tab w:val="num" w:pos="2880"/>
+        </w:tabs>
+        <w:ind w:left="2880" w:hanging="360"/>
+      </w:pPr>
+    </w:lvl>
+    <w:lvl w:ilvl="4" w:tentative="1">
+      <w:start w:val="1"/>
+      <w:numFmt w:val="decimal"/>
+      <w:lvlText w:val="%5."/>
+      <w:lvlJc w:val="left"/>
+      <w:pPr>
+        <w:tabs>
+          <w:tab w:val="num" w:pos="3600"/>
+        </w:tabs>
+        <w:ind w:left="3600" w:hanging="360"/>
+      </w:pPr>
+    </w:lvl>
+    <w:lvl w:ilvl="5" w:tentative="1">
+      <w:start w:val="1"/>
+      <w:numFmt w:val="decimal"/>
+      <w:lvlText w:val="%6."/>
+      <w:lvlJc w:val="left"/>
+      <w:pPr>
+        <w:tabs>
+          <w:tab w:val="num" w:pos="4320"/>
+        </w:tabs>
+        <w:ind w:left="4320" w:hanging="360"/>
+      </w:pPr>
+    </w:lvl>
+    <w:lvl w:ilvl="6" w:tentative="1">
+      <w:start w:val="1"/>
+      <w:numFmt w:val="decimal"/>
+      <w:lvlText w:val="%7."/>
+      <w:lvlJc w:val="left"/>
+      <w:pPr>
+        <w:tabs>
+          <w:tab w:val="num" w:pos="5040"/>
+        </w:tabs>
+        <w:ind w:left="5040" w:hanging="360"/>
+      </w:pPr>
+    </w:lvl>
+    <w:lvl w:ilvl="7" w:tentative="1">
+      <w:start w:val="1"/>
+      <w:numFmt w:val="decimal"/>
+      <w:lvlText w:val="%8."/>
+      <w:lvlJc w:val="left"/>
+      <w:pPr>
+        <w:tabs>
+          <w:tab w:val="num" w:pos="5760"/>
+        </w:tabs>
+        <w:ind w:left="5760" w:hanging="360"/>
+      </w:pPr>
+    </w:lvl>
+    <w:lvl w:ilvl="8" w:tentative="1">
+      <w:start w:val="1"/>
+      <w:numFmt w:val="decimal"/>
+      <w:lvlText w:val="%9."/>
+      <w:lvlJc w:val="left"/>
+      <w:pPr>
+        <w:tabs>
+          <w:tab w:val="num" w:pos="6480"/>
+        </w:tabs>
+        <w:ind w:left="6480" w:hanging="360"/>
+      </w:pPr>
+    </w:lvl>
+  </w:abstractNum>
+  <w:abstractNum w:abstractNumId="24" w15:restartNumberingAfterBreak="0">
     <w:nsid w:val="3C025F3F"/>
     <w:multiLevelType w:val="multilevel"/>
     <w:tmpl w:val="9238DD92"/>
@@ -5448,7 +6095,7 @@
       </w:rPr>
     </w:lvl>
   </w:abstractNum>
-  <w:abstractNum w:abstractNumId="24" w15:restartNumberingAfterBreak="0">
+  <w:abstractNum w:abstractNumId="25" w15:restartNumberingAfterBreak="0">
     <w:nsid w:val="3E586BF6"/>
     <w:multiLevelType w:val="multilevel"/>
     <w:tmpl w:val="24C267BC"/>
@@ -5597,7 +6244,7 @@
       </w:rPr>
     </w:lvl>
   </w:abstractNum>
-  <w:abstractNum w:abstractNumId="25" w15:restartNumberingAfterBreak="0">
+  <w:abstractNum w:abstractNumId="26" w15:restartNumberingAfterBreak="0">
     <w:nsid w:val="426B3A57"/>
     <w:multiLevelType w:val="multilevel"/>
     <w:tmpl w:val="ABAC5C56"/>
@@ -5746,7 +6393,7 @@
       </w:rPr>
     </w:lvl>
   </w:abstractNum>
-  <w:abstractNum w:abstractNumId="26" w15:restartNumberingAfterBreak="0">
+  <w:abstractNum w:abstractNumId="27" w15:restartNumberingAfterBreak="0">
     <w:nsid w:val="44B808CC"/>
     <w:multiLevelType w:val="multilevel"/>
     <w:tmpl w:val="53D0AE68"/>
@@ -5895,7 +6542,7 @@
       </w:rPr>
     </w:lvl>
   </w:abstractNum>
-  <w:abstractNum w:abstractNumId="27" w15:restartNumberingAfterBreak="0">
+  <w:abstractNum w:abstractNumId="28" w15:restartNumberingAfterBreak="0">
     <w:nsid w:val="493E0576"/>
     <w:multiLevelType w:val="multilevel"/>
     <w:tmpl w:val="70563470"/>
@@ -6044,7 +6691,7 @@
       </w:rPr>
     </w:lvl>
   </w:abstractNum>
-  <w:abstractNum w:abstractNumId="28" w15:restartNumberingAfterBreak="0">
+  <w:abstractNum w:abstractNumId="29" w15:restartNumberingAfterBreak="0">
     <w:nsid w:val="4BA07D6A"/>
     <w:multiLevelType w:val="multilevel"/>
     <w:tmpl w:val="2BF2377A"/>
@@ -6193,7 +6840,7 @@
       </w:rPr>
     </w:lvl>
   </w:abstractNum>
-  <w:abstractNum w:abstractNumId="29" w15:restartNumberingAfterBreak="0">
+  <w:abstractNum w:abstractNumId="30" w15:restartNumberingAfterBreak="0">
     <w:nsid w:val="4F663D4A"/>
     <w:multiLevelType w:val="multilevel"/>
     <w:tmpl w:val="E19CBC72"/>
@@ -6306,7 +6953,7 @@
       </w:pPr>
     </w:lvl>
   </w:abstractNum>
-  <w:abstractNum w:abstractNumId="30" w15:restartNumberingAfterBreak="0">
+  <w:abstractNum w:abstractNumId="31" w15:restartNumberingAfterBreak="0">
     <w:nsid w:val="50A21A35"/>
     <w:multiLevelType w:val="multilevel"/>
     <w:tmpl w:val="1E9CB87A"/>
@@ -6451,7 +7098,7 @@
       </w:rPr>
     </w:lvl>
   </w:abstractNum>
-  <w:abstractNum w:abstractNumId="31" w15:restartNumberingAfterBreak="0">
+  <w:abstractNum w:abstractNumId="32" w15:restartNumberingAfterBreak="0">
     <w:nsid w:val="52321215"/>
     <w:multiLevelType w:val="multilevel"/>
     <w:tmpl w:val="E70439D4"/>
@@ -6564,7 +7211,7 @@
       </w:pPr>
     </w:lvl>
   </w:abstractNum>
-  <w:abstractNum w:abstractNumId="32" w15:restartNumberingAfterBreak="0">
+  <w:abstractNum w:abstractNumId="33" w15:restartNumberingAfterBreak="0">
     <w:nsid w:val="57E9456A"/>
     <w:multiLevelType w:val="multilevel"/>
     <w:tmpl w:val="8BC45618"/>
@@ -6713,7 +7360,7 @@
       </w:rPr>
     </w:lvl>
   </w:abstractNum>
-  <w:abstractNum w:abstractNumId="33" w15:restartNumberingAfterBreak="0">
+  <w:abstractNum w:abstractNumId="34" w15:restartNumberingAfterBreak="0">
     <w:nsid w:val="592D6B72"/>
     <w:multiLevelType w:val="multilevel"/>
     <w:tmpl w:val="97AE90FE"/>
@@ -6826,7 +7473,7 @@
       </w:pPr>
     </w:lvl>
   </w:abstractNum>
-  <w:abstractNum w:abstractNumId="34" w15:restartNumberingAfterBreak="0">
+  <w:abstractNum w:abstractNumId="35" w15:restartNumberingAfterBreak="0">
     <w:nsid w:val="5E08273F"/>
     <w:multiLevelType w:val="multilevel"/>
     <w:tmpl w:val="B13E0960"/>
@@ -6975,7 +7622,7 @@
       </w:rPr>
     </w:lvl>
   </w:abstractNum>
-  <w:abstractNum w:abstractNumId="35" w15:restartNumberingAfterBreak="0">
+  <w:abstractNum w:abstractNumId="36" w15:restartNumberingAfterBreak="0">
     <w:nsid w:val="609B5DDB"/>
     <w:multiLevelType w:val="multilevel"/>
     <w:tmpl w:val="AEEAD8E6"/>
@@ -7124,7 +7771,7 @@
       </w:rPr>
     </w:lvl>
   </w:abstractNum>
-  <w:abstractNum w:abstractNumId="36" w15:restartNumberingAfterBreak="0">
+  <w:abstractNum w:abstractNumId="37" w15:restartNumberingAfterBreak="0">
     <w:nsid w:val="66867A04"/>
     <w:multiLevelType w:val="multilevel"/>
     <w:tmpl w:val="9BA81180"/>
@@ -7273,7 +7920,7 @@
       </w:rPr>
     </w:lvl>
   </w:abstractNum>
-  <w:abstractNum w:abstractNumId="37" w15:restartNumberingAfterBreak="0">
+  <w:abstractNum w:abstractNumId="38" w15:restartNumberingAfterBreak="0">
     <w:nsid w:val="68863A34"/>
     <w:multiLevelType w:val="multilevel"/>
     <w:tmpl w:val="2B94502A"/>
@@ -7422,7 +8069,7 @@
       </w:rPr>
     </w:lvl>
   </w:abstractNum>
-  <w:abstractNum w:abstractNumId="38" w15:restartNumberingAfterBreak="0">
+  <w:abstractNum w:abstractNumId="39" w15:restartNumberingAfterBreak="0">
     <w:nsid w:val="68C05624"/>
     <w:multiLevelType w:val="multilevel"/>
     <w:tmpl w:val="BD7A6258"/>
@@ -7535,7 +8182,7 @@
       </w:pPr>
     </w:lvl>
   </w:abstractNum>
-  <w:abstractNum w:abstractNumId="39" w15:restartNumberingAfterBreak="0">
+  <w:abstractNum w:abstractNumId="40" w15:restartNumberingAfterBreak="0">
     <w:nsid w:val="68EB5F81"/>
     <w:multiLevelType w:val="multilevel"/>
     <w:tmpl w:val="42E6C7A4"/>
@@ -7684,7 +8331,7 @@
       </w:rPr>
     </w:lvl>
   </w:abstractNum>
-  <w:abstractNum w:abstractNumId="40" w15:restartNumberingAfterBreak="0">
+  <w:abstractNum w:abstractNumId="41" w15:restartNumberingAfterBreak="0">
     <w:nsid w:val="6A61684B"/>
     <w:multiLevelType w:val="multilevel"/>
     <w:tmpl w:val="C74073B4"/>
@@ -7833,7 +8480,7 @@
       </w:rPr>
     </w:lvl>
   </w:abstractNum>
-  <w:abstractNum w:abstractNumId="41" w15:restartNumberingAfterBreak="0">
+  <w:abstractNum w:abstractNumId="42" w15:restartNumberingAfterBreak="0">
     <w:nsid w:val="6CC47BD6"/>
     <w:multiLevelType w:val="multilevel"/>
     <w:tmpl w:val="2E70F100"/>
@@ -7946,7 +8593,7 @@
       </w:pPr>
     </w:lvl>
   </w:abstractNum>
-  <w:abstractNum w:abstractNumId="42" w15:restartNumberingAfterBreak="0">
+  <w:abstractNum w:abstractNumId="43" w15:restartNumberingAfterBreak="0">
     <w:nsid w:val="70A66473"/>
     <w:multiLevelType w:val="multilevel"/>
     <w:tmpl w:val="117E4B8A"/>
@@ -8095,7 +8742,7 @@
       </w:rPr>
     </w:lvl>
   </w:abstractNum>
-  <w:abstractNum w:abstractNumId="43" w15:restartNumberingAfterBreak="0">
+  <w:abstractNum w:abstractNumId="44" w15:restartNumberingAfterBreak="0">
     <w:nsid w:val="716454DD"/>
     <w:multiLevelType w:val="multilevel"/>
     <w:tmpl w:val="DCDEE182"/>
@@ -8244,7 +8891,7 @@
       </w:rPr>
     </w:lvl>
   </w:abstractNum>
-  <w:abstractNum w:abstractNumId="44" w15:restartNumberingAfterBreak="0">
+  <w:abstractNum w:abstractNumId="45" w15:restartNumberingAfterBreak="0">
     <w:nsid w:val="763A5071"/>
     <w:multiLevelType w:val="multilevel"/>
     <w:tmpl w:val="AF780412"/>
@@ -8393,7 +9040,7 @@
       </w:rPr>
     </w:lvl>
   </w:abstractNum>
-  <w:abstractNum w:abstractNumId="45" w15:restartNumberingAfterBreak="0">
+  <w:abstractNum w:abstractNumId="46" w15:restartNumberingAfterBreak="0">
     <w:nsid w:val="7A6C5986"/>
     <w:multiLevelType w:val="multilevel"/>
     <w:tmpl w:val="87B4AB42"/>
@@ -8542,7 +9189,7 @@
       </w:rPr>
     </w:lvl>
   </w:abstractNum>
-  <w:abstractNum w:abstractNumId="46" w15:restartNumberingAfterBreak="0">
+  <w:abstractNum w:abstractNumId="47" w15:restartNumberingAfterBreak="0">
     <w:nsid w:val="7CC01E57"/>
     <w:multiLevelType w:val="multilevel"/>
     <w:tmpl w:val="32EE3A74"/>
@@ -8656,10 +9303,10 @@
     </w:lvl>
   </w:abstractNum>
   <w:num w:numId="1" w16cid:durableId="1807435269">
-    <w:abstractNumId w:val="23"/>
+    <w:abstractNumId w:val="24"/>
   </w:num>
   <w:num w:numId="2" w16cid:durableId="1049378553">
-    <w:abstractNumId w:val="39"/>
+    <w:abstractNumId w:val="40"/>
   </w:num>
   <w:num w:numId="3" w16cid:durableId="1462764933">
     <w:abstractNumId w:val="14"/>
@@ -8674,13 +9321,13 @@
     <w:abstractNumId w:val="7"/>
   </w:num>
   <w:num w:numId="7" w16cid:durableId="1773817347">
-    <w:abstractNumId w:val="46"/>
+    <w:abstractNumId w:val="47"/>
   </w:num>
   <w:num w:numId="8" w16cid:durableId="1424565242">
     <w:abstractNumId w:val="18"/>
   </w:num>
   <w:num w:numId="9" w16cid:durableId="356807798">
-    <w:abstractNumId w:val="38"/>
+    <w:abstractNumId w:val="39"/>
   </w:num>
   <w:num w:numId="10" w16cid:durableId="1319647162">
     <w:abstractNumId w:val="11"/>
@@ -8695,7 +9342,7 @@
     <w:abstractNumId w:val="20"/>
   </w:num>
   <w:num w:numId="14" w16cid:durableId="256209153">
-    <w:abstractNumId w:val="41"/>
+    <w:abstractNumId w:val="42"/>
   </w:num>
   <w:num w:numId="15" w16cid:durableId="1879312658">
     <w:abstractNumId w:val="8"/>
@@ -8707,25 +9354,25 @@
     <w:abstractNumId w:val="15"/>
   </w:num>
   <w:num w:numId="18" w16cid:durableId="67848935">
-    <w:abstractNumId w:val="31"/>
+    <w:abstractNumId w:val="32"/>
   </w:num>
   <w:num w:numId="19" w16cid:durableId="18823236">
-    <w:abstractNumId w:val="24"/>
+    <w:abstractNumId w:val="25"/>
   </w:num>
   <w:num w:numId="20" w16cid:durableId="1702048364">
-    <w:abstractNumId w:val="33"/>
+    <w:abstractNumId w:val="34"/>
   </w:num>
   <w:num w:numId="21" w16cid:durableId="593900308">
     <w:abstractNumId w:val="4"/>
   </w:num>
   <w:num w:numId="22" w16cid:durableId="1441295332">
-    <w:abstractNumId w:val="30"/>
+    <w:abstractNumId w:val="31"/>
   </w:num>
   <w:num w:numId="23" w16cid:durableId="1437170709">
-    <w:abstractNumId w:val="42"/>
+    <w:abstractNumId w:val="43"/>
   </w:num>
   <w:num w:numId="24" w16cid:durableId="940723017">
-    <w:abstractNumId w:val="45"/>
+    <w:abstractNumId w:val="46"/>
   </w:num>
   <w:num w:numId="25" w16cid:durableId="1525053061">
     <w:abstractNumId w:val="2"/>
@@ -8734,7 +9381,7 @@
     <w:abstractNumId w:val="10"/>
   </w:num>
   <w:num w:numId="27" w16cid:durableId="1716461270">
-    <w:abstractNumId w:val="36"/>
+    <w:abstractNumId w:val="37"/>
   </w:num>
   <w:num w:numId="28" w16cid:durableId="1224221475">
     <w:abstractNumId w:val="12"/>
@@ -8743,46 +9390,46 @@
     <w:abstractNumId w:val="6"/>
   </w:num>
   <w:num w:numId="30" w16cid:durableId="1971473150">
-    <w:abstractNumId w:val="37"/>
+    <w:abstractNumId w:val="38"/>
   </w:num>
   <w:num w:numId="31" w16cid:durableId="12803806">
     <w:abstractNumId w:val="22"/>
   </w:num>
   <w:num w:numId="32" w16cid:durableId="1849982774">
-    <w:abstractNumId w:val="25"/>
+    <w:abstractNumId w:val="26"/>
   </w:num>
   <w:num w:numId="33" w16cid:durableId="822624236">
-    <w:abstractNumId w:val="32"/>
+    <w:abstractNumId w:val="33"/>
   </w:num>
   <w:num w:numId="34" w16cid:durableId="910232515">
-    <w:abstractNumId w:val="35"/>
+    <w:abstractNumId w:val="36"/>
   </w:num>
   <w:num w:numId="35" w16cid:durableId="198401794">
     <w:abstractNumId w:val="3"/>
   </w:num>
   <w:num w:numId="36" w16cid:durableId="1377581047">
-    <w:abstractNumId w:val="44"/>
+    <w:abstractNumId w:val="45"/>
   </w:num>
   <w:num w:numId="37" w16cid:durableId="1063217997">
-    <w:abstractNumId w:val="26"/>
+    <w:abstractNumId w:val="27"/>
   </w:num>
   <w:num w:numId="38" w16cid:durableId="323510857">
     <w:abstractNumId w:val="17"/>
   </w:num>
   <w:num w:numId="39" w16cid:durableId="1450659047">
-    <w:abstractNumId w:val="28"/>
+    <w:abstractNumId w:val="29"/>
   </w:num>
   <w:num w:numId="40" w16cid:durableId="1760634614">
     <w:abstractNumId w:val="5"/>
   </w:num>
   <w:num w:numId="41" w16cid:durableId="356277149">
-    <w:abstractNumId w:val="40"/>
+    <w:abstractNumId w:val="41"/>
   </w:num>
   <w:num w:numId="42" w16cid:durableId="123935931">
-    <w:abstractNumId w:val="34"/>
+    <w:abstractNumId w:val="35"/>
   </w:num>
   <w:num w:numId="43" w16cid:durableId="1933320666">
-    <w:abstractNumId w:val="43"/>
+    <w:abstractNumId w:val="44"/>
   </w:num>
   <w:num w:numId="44" w16cid:durableId="1617521721">
     <w:abstractNumId w:val="9"/>
@@ -8791,10 +9438,13 @@
     <w:abstractNumId w:val="21"/>
   </w:num>
   <w:num w:numId="46" w16cid:durableId="1856843540">
-    <w:abstractNumId w:val="29"/>
+    <w:abstractNumId w:val="30"/>
   </w:num>
   <w:num w:numId="47" w16cid:durableId="527716937">
-    <w:abstractNumId w:val="27"/>
+    <w:abstractNumId w:val="28"/>
+  </w:num>
+  <w:num w:numId="48" w16cid:durableId="1457870271">
+    <w:abstractNumId w:val="23"/>
   </w:num>
 </w:numbering>
 </file>
